--- a/resources/systems/procedures/classroom/morning-circle-transition-lower-grades.docx
+++ b/resources/systems/procedures/classroom/morning-circle-transition-lower-grades.docx
@@ -2109,7 +2109,7 @@
           <w:szCs w:val="28"/>
           <w:rtl w:val="0"/>
         </w:rPr>
-        <w:t xml:space="preserve">Teaching the Carpet Transition: Sample Script</w:t>
+        <w:t>Teaching the Carpet Transition: Script</w:t>
       </w:r>
       <w:r>
         <w:rPr>
@@ -2137,7 +2137,7 @@
           <w:szCs w:val="18"/>
           <w:rtl w:val="0"/>
         </w:rPr>
-        <w:t xml:space="preserve">This is a sample script.  </w:t>
+        <w:t>Use this script to teach the routine.</w:t>
       </w:r>
       <w:r>
         <w:rPr>
@@ -2147,7 +2147,6 @@
           <w:szCs w:val="18"/>
           <w:rtl w:val="0"/>
         </w:rPr>
-        <w:t xml:space="preserve">It's meant to be taught, not read verbatim — add your own class's language, examples, and personality before you use it. Where you see bracketed choices, swap in your own routine's specifics (your cue, your spot system, your release order).</w:t>
       </w:r>
       <w:r>
         <w:rPr>
@@ -2349,7 +2348,7 @@
           <w:szCs w:val="17"/>
           <w:rtl w:val="0"/>
         </w:rPr>
-        <w:t xml:space="preserve">“Watch me first. When I say [cue], Table 1 will stand up, walk — not run — straight to their spot, and sit down criss-cross. Table 2 waits until I call them.”</w:t>
+        <w:t>“Watch me first. When I give the cue, Table 1 will stand up, walk — not run — straight to their spot, and sit down criss-cross. Table 2 waits until I call them.”</w:t>
       </w:r>
       <w:r>
         <w:rPr>
@@ -2559,7 +2558,7 @@
           <w:szCs w:val="17"/>
           <w:rtl w:val="0"/>
         </w:rPr>
-        <w:t xml:space="preserve">“Going back to our desks works the same way, in reverse. When I say [close-out cue], we'll go back exactly the way we came, spot by spot, until everyone's back in their seat.”</w:t>
+        <w:t>“Going back to our desks works the same way, in reverse. When I give the close-out cue, we'll go back exactly the way we came, spot by spot, until everyone's back in their seat.”</w:t>
       </w:r>
       <w:r>
         <w:rPr>
@@ -2781,7 +2780,7 @@
           <w:szCs w:val="15"/>
           <w:rtl w:val="0"/>
         </w:rPr>
-        <w:t xml:space="preserve">Personalize before you teach it: swap in your own cue, spot system, and release order.</w:t>
+        <w:t>Set before Day 1: the cue, the spot system, and the release order.</w:t>
       </w:r>
       <w:r>
         <w:rPr>
